--- a/Discovery Dependency Deduper Privilege Cloud Guide.docx
+++ b/Discovery Dependency Deduper Privilege Cloud Guide.docx
@@ -216,61 +216,43 @@
           <w:b/>
           <w:bCs/>
         </w:rPr>
-        <w:t>-</w:t>
-      </w:r>
-      <w:proofErr w:type="spellStart"/>
+        <w:t>-PVWAUrl</w:t>
+      </w:r>
+      <w:r>
+        <w:br/>
+        <w:t>Base tenant URL. For ISPSS:</w:t>
+      </w:r>
+      <w:r>
+        <w:br/>
+        <w:t>https</w:t>
+      </w:r>
+      <w:r>
+        <w:t>://</w:t>
+      </w:r>
+      <w:r>
+        <w:t>subdomain</w:t>
+      </w:r>
+      <w:r>
+        <w:t>.privilegecloud</w:t>
+      </w:r>
+      <w:r>
+        <w:t>.cyberark.cloud</w:t>
+      </w:r>
+    </w:p>
+    <w:p>
+      <w:pPr>
+        <w:numPr>
+          <w:ilvl w:val="0"/>
+          <w:numId w:val="2"/>
+        </w:numPr>
+      </w:pPr>
       <w:r>
         <w:rPr>
           <w:b/>
           <w:bCs/>
         </w:rPr>
-        <w:t>PVWAUrl</w:t>
-      </w:r>
-      <w:proofErr w:type="spellEnd"/>
-      <w:r>
-        <w:br/>
-        <w:t>Base tenant URL. For ISPSS:</w:t>
-      </w:r>
-      <w:r>
-        <w:br/>
-        <w:t>https</w:t>
-      </w:r>
-      <w:r>
-        <w:t>://</w:t>
-      </w:r>
-      <w:r>
-        <w:t>subdomain</w:t>
-      </w:r>
-      <w:r>
-        <w:t>.privilegecloud</w:t>
-      </w:r>
-      <w:r>
-        <w:t>.cyberark.cloud</w:t>
-      </w:r>
-    </w:p>
-    <w:p>
-      <w:pPr>
-        <w:numPr>
-          <w:ilvl w:val="0"/>
-          <w:numId w:val="2"/>
-        </w:numPr>
-      </w:pPr>
-      <w:r>
-        <w:rPr>
-          <w:b/>
-          <w:bCs/>
-        </w:rPr>
-        <w:t>-</w:t>
-      </w:r>
-      <w:proofErr w:type="spellStart"/>
-      <w:r>
-        <w:rPr>
-          <w:b/>
-          <w:bCs/>
-        </w:rPr>
-        <w:t>BearerToken</w:t>
-      </w:r>
-      <w:proofErr w:type="spellEnd"/>
+        <w:t>-BearerToken</w:t>
+      </w:r>
       <w:r>
         <w:br/>
         <w:t xml:space="preserve">A </w:t>
@@ -291,15 +273,7 @@
       </w:r>
       <w:r>
         <w:br/>
-        <w:t>Authorization: Bearer &lt;</w:t>
-      </w:r>
-      <w:proofErr w:type="spellStart"/>
-      <w:r>
-        <w:t>BearerToken</w:t>
-      </w:r>
-      <w:proofErr w:type="spellEnd"/>
-      <w:r>
-        <w:t>&gt;</w:t>
+        <w:t>Authorization: Bearer &lt;BearerToken&gt;</w:t>
       </w:r>
     </w:p>
     <w:p>
@@ -330,36 +304,18 @@
           <w:bCs/>
         </w:rPr>
         <w:lastRenderedPageBreak/>
-        <w:t>-</w:t>
-      </w:r>
-      <w:proofErr w:type="spellStart"/>
+        <w:t>-AliasMapPath</w:t>
+      </w:r>
+      <w:r>
+        <w:t xml:space="preserve"> or </w:t>
+      </w:r>
       <w:r>
         <w:rPr>
           <w:b/>
           <w:bCs/>
         </w:rPr>
-        <w:t>AliasMapPath</w:t>
-      </w:r>
-      <w:proofErr w:type="spellEnd"/>
-      <w:r>
-        <w:t xml:space="preserve"> or </w:t>
-      </w:r>
-      <w:r>
-        <w:rPr>
-          <w:b/>
-          <w:bCs/>
-        </w:rPr>
-        <w:t>-</w:t>
-      </w:r>
-      <w:proofErr w:type="spellStart"/>
-      <w:r>
-        <w:rPr>
-          <w:b/>
-          <w:bCs/>
-        </w:rPr>
-        <w:t>AliasMap</w:t>
-      </w:r>
-      <w:proofErr w:type="spellEnd"/>
+        <w:t>-AliasMap</w:t>
+      </w:r>
       <w:r>
         <w:br/>
         <w:t>Mapping from alias domain to authoritative domain. Example mapping:</w:t>
@@ -398,7 +354,7 @@
           <v:shape id="_x0000_i1025" type="#_x0000_t75" style="width:4in;height:179.25pt" o:ole="">
             <v:imagedata r:id="rId5" o:title=""/>
           </v:shape>
-          <o:OLEObject Type="Embed" ProgID="Word.Document.12" ShapeID="_x0000_i1025" DrawAspect="Content" ObjectID="_1824894757" r:id="rId6">
+          <o:OLEObject Type="Embed" ProgID="Word.Document.12" ShapeID="_x0000_i1025" DrawAspect="Content" ObjectID="_1827150076" r:id="rId6">
             <o:FieldCodes>\s</o:FieldCodes>
           </o:OLEObject>
         </w:object>
@@ -429,7 +385,7 @@
           <v:shape id="_x0000_i1026" type="#_x0000_t75" style="width:312pt;height:15.75pt" o:ole="">
             <v:imagedata r:id="rId7" o:title=""/>
           </v:shape>
-          <o:OLEObject Type="Embed" ProgID="Word.Document.12" ShapeID="_x0000_i1026" DrawAspect="Content" ObjectID="_1824894758" r:id="rId8">
+          <o:OLEObject Type="Embed" ProgID="Word.Document.12" ShapeID="_x0000_i1026" DrawAspect="Content" ObjectID="_1827150077" r:id="rId8">
             <o:FieldCodes>\s</o:FieldCodes>
           </o:OLEObject>
         </w:object>
@@ -458,31 +414,7 @@
         </w:numPr>
       </w:pPr>
       <w:r>
-        <w:t>-</w:t>
-      </w:r>
-      <w:proofErr w:type="spellStart"/>
-      <w:r>
-        <w:t>SafeFilter</w:t>
-      </w:r>
-      <w:proofErr w:type="spellEnd"/>
-      <w:r>
-        <w:t xml:space="preserve"> "</w:t>
-      </w:r>
-      <w:proofErr w:type="spellStart"/>
-      <w:r>
-        <w:t>SomeSafe</w:t>
-      </w:r>
-      <w:proofErr w:type="spellEnd"/>
-      <w:r>
-        <w:t>","</w:t>
-      </w:r>
-      <w:proofErr w:type="spellStart"/>
-      <w:r>
-        <w:t>OtherSafe</w:t>
-      </w:r>
-      <w:proofErr w:type="spellEnd"/>
-      <w:r>
-        <w:t>"</w:t>
+        <w:t>-SafeFilter "SomeSafe","OtherSafe"</w:t>
       </w:r>
     </w:p>
     <w:p>
@@ -493,39 +425,7 @@
         </w:numPr>
       </w:pPr>
       <w:r>
-        <w:t>-</w:t>
-      </w:r>
-      <w:proofErr w:type="spellStart"/>
-      <w:r>
-        <w:t>PlatformIdFilter</w:t>
-      </w:r>
-      <w:proofErr w:type="spellEnd"/>
-      <w:r>
-        <w:t xml:space="preserve"> "</w:t>
-      </w:r>
-      <w:proofErr w:type="spellStart"/>
-      <w:r>
-        <w:t>WinDomain</w:t>
-      </w:r>
-      <w:proofErr w:type="spellEnd"/>
-      <w:r>
-        <w:t>","</w:t>
-      </w:r>
-      <w:proofErr w:type="spellStart"/>
-      <w:r>
-        <w:t>WinServerLocal</w:t>
-      </w:r>
-      <w:proofErr w:type="spellEnd"/>
-      <w:r>
-        <w:t>","</w:t>
-      </w:r>
-      <w:proofErr w:type="spellStart"/>
-      <w:r>
-        <w:t>UnixSSH</w:t>
-      </w:r>
-      <w:proofErr w:type="spellEnd"/>
-      <w:r>
-        <w:t>"</w:t>
+        <w:t>-PlatformIdFilter "WinDomain","WinServerLocal","UnixSSH"</w:t>
       </w:r>
     </w:p>
     <w:p>
@@ -536,15 +436,7 @@
         </w:numPr>
       </w:pPr>
       <w:r>
-        <w:t>-</w:t>
-      </w:r>
-      <w:proofErr w:type="spellStart"/>
-      <w:r>
-        <w:t>AccountNameFilter</w:t>
-      </w:r>
-      <w:proofErr w:type="spellEnd"/>
-      <w:r>
-        <w:t xml:space="preserve"> "*prod*","*svc-*"</w:t>
+        <w:t>-AccountNameFilter "*prod*","*svc-*"</w:t>
       </w:r>
     </w:p>
     <w:p>
@@ -570,15 +462,7 @@
         </w:numPr>
       </w:pPr>
       <w:r>
-        <w:t>-</w:t>
-      </w:r>
-      <w:proofErr w:type="spellStart"/>
-      <w:r>
-        <w:t>OutDir</w:t>
-      </w:r>
-      <w:proofErr w:type="spellEnd"/>
-      <w:r>
-        <w:t xml:space="preserve"> ".\out" (default). Folder for logs and files.</w:t>
+        <w:t>-OutDir ".\out" (default). Folder for logs and files.</w:t>
       </w:r>
     </w:p>
     <w:p>
@@ -643,13 +527,8 @@
         </w:numPr>
       </w:pPr>
       <w:r>
-        <w:t>-</w:t>
-      </w:r>
-      <w:proofErr w:type="spellStart"/>
-      <w:r>
-        <w:t>VerboseRest</w:t>
-      </w:r>
-      <w:proofErr w:type="spellEnd"/>
+        <w:t>-VerboseRest</w:t>
+      </w:r>
       <w:r>
         <w:br/>
         <w:t>Logs each REST call to actions.log.</w:t>
@@ -663,24 +542,11 @@
         </w:numPr>
       </w:pPr>
       <w:r>
-        <w:t>-</w:t>
-      </w:r>
-      <w:proofErr w:type="spellStart"/>
-      <w:r>
-        <w:t>SkipCertValidation</w:t>
-      </w:r>
-      <w:proofErr w:type="spellEnd"/>
+        <w:t>-SkipCertValidation</w:t>
+      </w:r>
       <w:r>
         <w:br/>
-        <w:t xml:space="preserve">Disables TLS validation if you absolutely need it for a lab. </w:t>
-      </w:r>
-      <w:proofErr w:type="gramStart"/>
-      <w:r>
-        <w:t>Avoid in</w:t>
-      </w:r>
-      <w:proofErr w:type="gramEnd"/>
-      <w:r>
-        <w:t xml:space="preserve"> production.</w:t>
+        <w:t>Disables TLS validation if you absolutely need it for a lab. Avoid in production.</w:t>
       </w:r>
     </w:p>
     <w:p>
@@ -703,14 +569,12 @@
         <w:t xml:space="preserve">Download the </w:t>
       </w:r>
       <w:hyperlink r:id="rId9" w:history="1">
-        <w:proofErr w:type="spellStart"/>
         <w:r>
           <w:rPr>
             <w:rStyle w:val="Hyperlink"/>
           </w:rPr>
           <w:t>IdentityAuth</w:t>
         </w:r>
-        <w:proofErr w:type="spellEnd"/>
       </w:hyperlink>
       <w:r>
         <w:t xml:space="preserve"> module and place it in the same folder as the duplicates </w:t>
@@ -736,7 +600,7 @@
           <v:shape id="_x0000_i1027" type="#_x0000_t75" style="width:468pt;height:195pt" o:ole="">
             <v:imagedata r:id="rId10" o:title=""/>
           </v:shape>
-          <o:OLEObject Type="Embed" ProgID="Word.Document.12" ShapeID="_x0000_i1027" DrawAspect="Content" ObjectID="_1824894759" r:id="rId11">
+          <o:OLEObject Type="Embed" ProgID="Word.Document.12" ShapeID="_x0000_i1027" DrawAspect="Content" ObjectID="_1827150078" r:id="rId11">
             <o:FieldCodes>\s</o:FieldCodes>
           </o:OLEObject>
         </w:object>
@@ -744,15 +608,7 @@
     </w:p>
     <w:p>
       <w:r>
-        <w:t>You will use $token in -</w:t>
-      </w:r>
-      <w:proofErr w:type="spellStart"/>
-      <w:r>
-        <w:t>BearerToken</w:t>
-      </w:r>
-      <w:proofErr w:type="spellEnd"/>
-      <w:r>
-        <w:t xml:space="preserve"> in all examples below.</w:t>
+        <w:t>You will use $token in -BearerToken in all examples below.</w:t>
       </w:r>
     </w:p>
     <w:p>
@@ -782,6 +638,9 @@
       <w:r>
         <w:t xml:space="preserve"> Build confidence and inspect the planned changes without touching anything.</w:t>
       </w:r>
+      <w:r>
+        <w:t xml:space="preserve"> Run the following in PowerShell 7 (PWSH.exe).</w:t>
+      </w:r>
     </w:p>
     <w:bookmarkStart w:id="3" w:name="_MON_1824888428"/>
     <w:bookmarkEnd w:id="3"/>
@@ -794,7 +653,7 @@
           <v:shape id="_x0000_i1028" type="#_x0000_t75" style="width:468pt;height:211.5pt" o:ole="">
             <v:imagedata r:id="rId12" o:title=""/>
           </v:shape>
-          <o:OLEObject Type="Embed" ProgID="Word.Document.12" ShapeID="_x0000_i1028" DrawAspect="Content" ObjectID="_1824894760" r:id="rId13">
+          <o:OLEObject Type="Embed" ProgID="Word.Document.12" ShapeID="_x0000_i1028" DrawAspect="Content" ObjectID="_1827150079" r:id="rId13">
             <o:FieldCodes>\s</o:FieldCodes>
           </o:OLEObject>
         </w:object>
@@ -802,7 +661,6 @@
     </w:p>
     <w:p>
       <w:r>
-        <w:lastRenderedPageBreak/>
         <w:t xml:space="preserve">Because you did </w:t>
       </w:r>
       <w:r>
@@ -828,15 +686,7 @@
     </w:p>
     <w:p>
       <w:r>
-        <w:t>In $</w:t>
-      </w:r>
-      <w:proofErr w:type="spellStart"/>
-      <w:r>
-        <w:t>OutDir</w:t>
-      </w:r>
-      <w:proofErr w:type="spellEnd"/>
-      <w:r>
-        <w:t xml:space="preserve"> you will get:</w:t>
+        <w:t>In $OutDir you will get:</w:t>
       </w:r>
     </w:p>
     <w:p>
@@ -862,15 +712,7 @@
         </w:numPr>
       </w:pPr>
       <w:r>
-        <w:t>raw\acct_&lt;</w:t>
-      </w:r>
-      <w:proofErr w:type="spellStart"/>
-      <w:r>
-        <w:t>AccountId</w:t>
-      </w:r>
-      <w:proofErr w:type="spellEnd"/>
-      <w:r>
-        <w:t>&gt;.json</w:t>
+        <w:t>raw\acct_&lt;AccountId&gt;.json</w:t>
       </w:r>
       <w:r>
         <w:br/>
@@ -905,11 +747,9 @@
           <w:numId w:val="3"/>
         </w:numPr>
       </w:pPr>
-      <w:proofErr w:type="spellStart"/>
       <w:r>
         <w:t>SafeName</w:t>
       </w:r>
-      <w:proofErr w:type="spellEnd"/>
     </w:p>
     <w:p>
       <w:pPr>
@@ -918,27 +758,9 @@
           <w:numId w:val="3"/>
         </w:numPr>
       </w:pPr>
-      <w:proofErr w:type="spellStart"/>
-      <w:r>
-        <w:t>AccountId</w:t>
-      </w:r>
-      <w:proofErr w:type="spellEnd"/>
-      <w:r>
-        <w:t xml:space="preserve">, </w:t>
-      </w:r>
-      <w:proofErr w:type="spellStart"/>
-      <w:r>
-        <w:t>AccountName</w:t>
-      </w:r>
-      <w:proofErr w:type="spellEnd"/>
-      <w:r>
-        <w:t xml:space="preserve">, </w:t>
-      </w:r>
-      <w:proofErr w:type="spellStart"/>
-      <w:r>
-        <w:t>PlatformId</w:t>
-      </w:r>
-      <w:proofErr w:type="spellEnd"/>
+      <w:r>
+        <w:t>AccountId, AccountName, PlatformId</w:t>
+      </w:r>
     </w:p>
     <w:p>
       <w:pPr>
@@ -948,13 +770,8 @@
         </w:numPr>
       </w:pPr>
       <w:r>
-        <w:t xml:space="preserve">Type, Machine, </w:t>
-      </w:r>
-      <w:proofErr w:type="spellStart"/>
-      <w:r>
-        <w:t>ObjectName</w:t>
-      </w:r>
-      <w:proofErr w:type="spellEnd"/>
+        <w:t>Type, Machine, ObjectName</w:t>
+      </w:r>
     </w:p>
     <w:p>
       <w:pPr>
@@ -963,13 +780,8 @@
           <w:numId w:val="3"/>
         </w:numPr>
       </w:pPr>
-      <w:proofErr w:type="spellStart"/>
-      <w:r>
-        <w:t>AliasDomain</w:t>
-      </w:r>
-      <w:proofErr w:type="spellEnd"/>
-      <w:r>
-        <w:t>, Authoritative</w:t>
+      <w:r>
+        <w:t>AliasDomain, Authoritative</w:t>
       </w:r>
     </w:p>
     <w:p>
@@ -979,19 +791,9 @@
           <w:numId w:val="3"/>
         </w:numPr>
       </w:pPr>
-      <w:proofErr w:type="spellStart"/>
-      <w:r>
-        <w:t>AliasDepId</w:t>
-      </w:r>
-      <w:proofErr w:type="spellEnd"/>
-      <w:r>
-        <w:t xml:space="preserve">, </w:t>
-      </w:r>
-      <w:proofErr w:type="spellStart"/>
-      <w:r>
-        <w:t>KeeperDepId</w:t>
-      </w:r>
-      <w:proofErr w:type="spellEnd"/>
+      <w:r>
+        <w:t>AliasDepId, KeeperDepId</w:t>
+      </w:r>
     </w:p>
     <w:p>
       <w:pPr>
@@ -1000,13 +802,8 @@
           <w:numId w:val="3"/>
         </w:numPr>
       </w:pPr>
-      <w:proofErr w:type="spellStart"/>
-      <w:r>
-        <w:t>DeltaPropsJson</w:t>
-      </w:r>
-      <w:proofErr w:type="spellEnd"/>
-      <w:r>
-        <w:t xml:space="preserve"> (JSON of the settings that would be merged)</w:t>
+      <w:r>
+        <w:t>DeltaPropsJson (JSON of the settings that would be merged)</w:t>
       </w:r>
     </w:p>
     <w:p>
@@ -1028,7 +825,7 @@
           <v:shape id="_x0000_i1029" type="#_x0000_t75" style="width:468pt;height:65.25pt" o:ole="">
             <v:imagedata r:id="rId14" o:title=""/>
           </v:shape>
-          <o:OLEObject Type="Embed" ProgID="Word.Document.12" ShapeID="_x0000_i1029" DrawAspect="Content" ObjectID="_1824894761" r:id="rId15">
+          <o:OLEObject Type="Embed" ProgID="Word.Document.12" ShapeID="_x0000_i1029" DrawAspect="Content" ObjectID="_1827150080" r:id="rId15">
             <o:FieldCodes>\s</o:FieldCodes>
           </o:OLEObject>
         </w:object>
@@ -1036,6 +833,7 @@
     </w:p>
     <w:p>
       <w:r>
+        <w:lastRenderedPageBreak/>
         <w:t>Review dry-run.csv in Excel or Power BI and confirm:</w:t>
       </w:r>
     </w:p>
@@ -1077,15 +875,7 @@
         <w:pStyle w:val="Heading2"/>
       </w:pPr>
       <w:r>
-        <w:t xml:space="preserve">Wider dry </w:t>
-      </w:r>
-      <w:proofErr w:type="gramStart"/>
-      <w:r>
-        <w:t>run</w:t>
-      </w:r>
-      <w:proofErr w:type="gramEnd"/>
-      <w:r>
-        <w:t xml:space="preserve"> across a group of Safes</w:t>
+        <w:t>Wider dry run across a group of Safes</w:t>
       </w:r>
     </w:p>
     <w:p>
@@ -1104,7 +894,7 @@
           <v:shape id="_x0000_i1030" type="#_x0000_t75" style="width:468pt;height:162.75pt" o:ole="">
             <v:imagedata r:id="rId16" o:title=""/>
           </v:shape>
-          <o:OLEObject Type="Embed" ProgID="Word.Document.12" ShapeID="_x0000_i1030" DrawAspect="Content" ObjectID="_1824894762" r:id="rId17">
+          <o:OLEObject Type="Embed" ProgID="Word.Document.12" ShapeID="_x0000_i1030" DrawAspect="Content" ObjectID="_1827150081" r:id="rId17">
             <o:FieldCodes>\s</o:FieldCodes>
           </o:OLEObject>
         </w:object>
@@ -1163,7 +953,7 @@
           <v:shape id="_x0000_i1031" type="#_x0000_t75" style="width:468pt;height:146.25pt" o:ole="">
             <v:imagedata r:id="rId18" o:title=""/>
           </v:shape>
-          <o:OLEObject Type="Embed" ProgID="Word.Document.12" ShapeID="_x0000_i1031" DrawAspect="Content" ObjectID="_1824894763" r:id="rId19">
+          <o:OLEObject Type="Embed" ProgID="Word.Document.12" ShapeID="_x0000_i1031" DrawAspect="Content" ObjectID="_1827150082" r:id="rId19">
             <o:FieldCodes>\s</o:FieldCodes>
           </o:OLEObject>
         </w:object>
@@ -1182,6 +972,7 @@
         </w:numPr>
       </w:pPr>
       <w:r>
+        <w:lastRenderedPageBreak/>
         <w:t>Recompute the same candidate list and rewrite dry-run.csv.</w:t>
       </w:r>
     </w:p>
@@ -1207,7 +998,7 @@
           <v:shape id="_x0000_i1032" type="#_x0000_t75" style="width:468pt;height:65.25pt" o:ole="">
             <v:imagedata r:id="rId20" o:title=""/>
           </v:shape>
-          <o:OLEObject Type="Embed" ProgID="Word.Document.12" ShapeID="_x0000_i1032" DrawAspect="Content" ObjectID="_1824894764" r:id="rId21">
+          <o:OLEObject Type="Embed" ProgID="Word.Document.12" ShapeID="_x0000_i1032" DrawAspect="Content" ObjectID="_1827150083" r:id="rId21">
             <o:FieldCodes>\s</o:FieldCodes>
           </o:OLEObject>
         </w:object>
@@ -1242,7 +1033,6 @@
         </w:numPr>
       </w:pPr>
       <w:r>
-        <w:lastRenderedPageBreak/>
         <w:t>Anything else aborts the run.</w:t>
       </w:r>
     </w:p>
@@ -1279,37 +1069,8 @@
       </w:r>
       <w:r>
         <w:br/>
-        <w:t>archive\</w:t>
-      </w:r>
-      <w:proofErr w:type="spellStart"/>
-      <w:r>
-        <w:t>alias_acct</w:t>
-      </w:r>
-      <w:proofErr w:type="spellEnd"/>
-      <w:r>
-        <w:t>&lt;</w:t>
-      </w:r>
-      <w:proofErr w:type="spellStart"/>
-      <w:r>
-        <w:t>AccountId</w:t>
-      </w:r>
-      <w:proofErr w:type="spellEnd"/>
-      <w:r>
-        <w:t>&gt;_dep&lt;</w:t>
-      </w:r>
-      <w:proofErr w:type="spellStart"/>
-      <w:r>
-        <w:t>DepId</w:t>
-      </w:r>
-      <w:proofErr w:type="spellEnd"/>
-      <w:r>
-        <w:t>&gt;_&lt;timestamp</w:t>
-      </w:r>
-      <w:proofErr w:type="gramStart"/>
-      <w:r>
-        <w:t>&gt;.json</w:t>
-      </w:r>
-      <w:proofErr w:type="gramEnd"/>
+        <w:t>archive\alias_acct&lt;AccountId&gt;_dep&lt;DepId&gt;_&lt;timestamp&gt;.json</w:t>
+      </w:r>
     </w:p>
     <w:p>
       <w:pPr>
@@ -1319,20 +1080,7 @@
         </w:numPr>
       </w:pPr>
       <w:r>
-        <w:t xml:space="preserve">Attempt to </w:t>
-      </w:r>
-      <w:proofErr w:type="gramStart"/>
-      <w:r>
-        <w:t xml:space="preserve">merge the </w:t>
-      </w:r>
-      <w:proofErr w:type="spellStart"/>
-      <w:r>
-        <w:t>DeltaProps</w:t>
-      </w:r>
-      <w:proofErr w:type="spellEnd"/>
-      <w:proofErr w:type="gramEnd"/>
-      <w:r>
-        <w:t xml:space="preserve"> into the </w:t>
+        <w:t xml:space="preserve">Attempt to merge the DeltaProps into the </w:t>
       </w:r>
       <w:r>
         <w:rPr>
@@ -1408,15 +1156,7 @@
         </w:numPr>
       </w:pPr>
       <w:r>
-        <w:t>Writes post-state.csv to $</w:t>
-      </w:r>
-      <w:proofErr w:type="spellStart"/>
-      <w:r>
-        <w:t>OutDir</w:t>
-      </w:r>
-      <w:proofErr w:type="spellEnd"/>
-      <w:r>
-        <w:t>.</w:t>
+        <w:t>Writes post-state.csv to $OutDir.</w:t>
       </w:r>
     </w:p>
     <w:p>
@@ -1441,7 +1181,7 @@
           <v:shape id="_x0000_i1033" type="#_x0000_t75" style="width:468pt;height:33pt" o:ole="">
             <v:imagedata r:id="rId22" o:title=""/>
           </v:shape>
-          <o:OLEObject Type="Embed" ProgID="Word.Document.12" ShapeID="_x0000_i1033" DrawAspect="Content" ObjectID="_1824894765" r:id="rId23">
+          <o:OLEObject Type="Embed" ProgID="Word.Document.12" ShapeID="_x0000_i1033" DrawAspect="Content" ObjectID="_1827150084" r:id="rId23">
             <o:FieldCodes>\s</o:FieldCodes>
           </o:OLEObject>
         </w:object>
@@ -1482,7 +1222,7 @@
           <v:shape id="_x0000_i1034" type="#_x0000_t75" style="width:405.75pt;height:179.25pt" o:ole="">
             <v:imagedata r:id="rId24" o:title=""/>
           </v:shape>
-          <o:OLEObject Type="Embed" ProgID="Word.Document.12" ShapeID="_x0000_i1034" DrawAspect="Content" ObjectID="_1824894766" r:id="rId25">
+          <o:OLEObject Type="Embed" ProgID="Word.Document.12" ShapeID="_x0000_i1034" DrawAspect="Content" ObjectID="_1827150085" r:id="rId25">
             <o:FieldCodes>\s</o:FieldCodes>
           </o:OLEObject>
         </w:object>
@@ -1522,7 +1262,6 @@
         </w:numPr>
       </w:pPr>
       <w:r>
-        <w:lastRenderedPageBreak/>
         <w:t>It goes straight into merging and deleting.</w:t>
       </w:r>
     </w:p>
@@ -1558,23 +1297,7 @@
         <w:t>Acquire token</w:t>
       </w:r>
       <w:r>
-        <w:t xml:space="preserve"> via </w:t>
-      </w:r>
-      <w:proofErr w:type="spellStart"/>
-      <w:r>
-        <w:t>IdentityAuth</w:t>
-      </w:r>
-      <w:proofErr w:type="spellEnd"/>
-      <w:r>
-        <w:t xml:space="preserve"> or your preferred ISPSS flow, and strip “</w:t>
-      </w:r>
-      <w:proofErr w:type="gramStart"/>
-      <w:r>
-        <w:t>Bearer ”</w:t>
-      </w:r>
-      <w:proofErr w:type="gramEnd"/>
-      <w:r>
-        <w:t xml:space="preserve"> if needed into $token.</w:t>
+        <w:t xml:space="preserve"> via IdentityAuth or your preferred ISPSS flow, and strip “Bearer ” if needed into $token.</w:t>
       </w:r>
     </w:p>
     <w:p>
@@ -1596,17 +1319,7 @@
         <w:t>Maintain an alias map</w:t>
       </w:r>
       <w:r>
-        <w:t xml:space="preserve"> in a checked-in JSON file like alias-</w:t>
-      </w:r>
-      <w:proofErr w:type="spellStart"/>
-      <w:proofErr w:type="gramStart"/>
-      <w:r>
-        <w:t>map.json</w:t>
-      </w:r>
-      <w:proofErr w:type="spellEnd"/>
-      <w:proofErr w:type="gramEnd"/>
-      <w:r>
-        <w:t>.</w:t>
+        <w:t xml:space="preserve"> in a checked-in JSON file like alias-map.json.</w:t>
       </w:r>
     </w:p>
     <w:p>
